--- a/docs/p4b - barospection_flyer.docx
+++ b/docs/p4b - barospection_flyer.docx
@@ -843,7 +843,7 @@
                                       <w:rtl w:val="0"/>
                                       <w:lang w:val="en-US"/>
                                     </w:rPr>
-                                    <w:t>11</w:t>
+                                    <w:t>12</w:t>
                                   </w:r>
                                   <w:r>
                                     <w:rPr>
@@ -1113,7 +1113,7 @@
                                       <w:rtl w:val="0"/>
                                       <w:lang w:val="en-US"/>
                                     </w:rPr>
-                                    <w:t>11</w:t>
+                                    <w:t>12</w:t>
                                   </w:r>
                                   <w:r>
                                     <w:rPr>
@@ -2498,7 +2498,7 @@
                                 <w:rtl w:val="0"/>
                                 <w:lang w:val="en-US"/>
                               </w:rPr>
-                              <w:t>11</w:t>
+                              <w:t>12</w:t>
                             </w:r>
                             <w:r>
                               <w:rPr>
@@ -2768,7 +2768,7 @@
                                 <w:rtl w:val="0"/>
                                 <w:lang w:val="en-US"/>
                               </w:rPr>
-                              <w:t>11</w:t>
+                              <w:t>12</w:t>
                             </w:r>
                             <w:r>
                               <w:rPr>
